--- a/zht/docx/063.content.docx
+++ b/zht/docx/063.content.docx
@@ -676,282 +676,210 @@
           <w:lang w:val="zh_TW" w:bidi="zh_TW"/>
         </w:rPr>
       </w:r>
-      <w:hyperlink r:id="rId13">
-        <w:r>
-          <w:rPr>
-            <w:lang w:val="zh_TW" w:bidi="zh_TW"/>
-          </w:rPr>
-          <w:rPr>
-            <w:color w:val="0000EE"/>
-            <w:u w:val="single"/>
-          </w:rPr>
-          <w:t>馬太福音7:21–23</w:t>
-        </w:r>
-      </w:hyperlink>
-    </w:p>
-    <w:p>
-      <w:pPr>
-        <w:pStyle w:val="ListBullet"/>
-        <w:spacing w:line="240" w:lineRule="auto"/>
-        <w:ind w:left="720"/>
-      </w:pPr>
-      <w:r>
-        <w:rPr>
-          <w:lang w:val="zh_TW" w:bidi="zh_TW"/>
-        </w:rPr>
-      </w:r>
-      <w:hyperlink r:id="rId14">
-        <w:r>
-          <w:rPr>
-            <w:lang w:val="zh_TW" w:bidi="zh_TW"/>
-          </w:rPr>
-          <w:rPr>
-            <w:color w:val="0000EE"/>
-            <w:u w:val="single"/>
-          </w:rPr>
-          <w:t>馬太福音12:2</w:t>
-        </w:r>
-      </w:hyperlink>
-    </w:p>
-    <w:p>
-      <w:pPr>
-        <w:pStyle w:val="ListBullet"/>
-        <w:spacing w:line="240" w:lineRule="auto"/>
-        <w:ind w:left="720"/>
-      </w:pPr>
-      <w:r>
-        <w:rPr>
-          <w:lang w:val="zh_TW" w:bidi="zh_TW"/>
-        </w:rPr>
-      </w:r>
-      <w:hyperlink r:id="rId15">
-        <w:r>
-          <w:rPr>
-            <w:lang w:val="zh_TW" w:bidi="zh_TW"/>
-          </w:rPr>
-          <w:rPr>
-            <w:color w:val="0000EE"/>
-            <w:u w:val="single"/>
-          </w:rPr>
-          <w:t>馬太福音12:4</w:t>
-        </w:r>
-      </w:hyperlink>
-    </w:p>
-    <w:p>
-      <w:pPr>
-        <w:pStyle w:val="ListBullet"/>
-        <w:spacing w:line="240" w:lineRule="auto"/>
-        <w:ind w:left="720"/>
-      </w:pPr>
-      <w:r>
-        <w:rPr>
-          <w:lang w:val="zh_TW" w:bidi="zh_TW"/>
-        </w:rPr>
-      </w:r>
-      <w:hyperlink r:id="rId16">
-        <w:r>
-          <w:rPr>
-            <w:lang w:val="zh_TW" w:bidi="zh_TW"/>
-          </w:rPr>
-          <w:rPr>
-            <w:color w:val="0000EE"/>
-            <w:u w:val="single"/>
-          </w:rPr>
-          <w:t>馬太福音12:10</w:t>
-        </w:r>
-      </w:hyperlink>
-    </w:p>
-    <w:p>
-      <w:pPr>
-        <w:pStyle w:val="ListBullet"/>
-        <w:spacing w:line="240" w:lineRule="auto"/>
-        <w:ind w:left="720"/>
-      </w:pPr>
-      <w:r>
-        <w:rPr>
-          <w:lang w:val="zh_TW" w:bidi="zh_TW"/>
-        </w:rPr>
-      </w:r>
-      <w:hyperlink r:id="rId17">
-        <w:r>
-          <w:rPr>
-            <w:lang w:val="zh_TW" w:bidi="zh_TW"/>
-          </w:rPr>
-          <w:rPr>
-            <w:color w:val="0000EE"/>
-            <w:u w:val="single"/>
-          </w:rPr>
-          <w:t>馬可福音3:4</w:t>
-        </w:r>
-      </w:hyperlink>
-    </w:p>
-    <w:p>
-      <w:pPr>
-        <w:pStyle w:val="ListBullet"/>
-        <w:spacing w:line="240" w:lineRule="auto"/>
-        <w:ind w:left="720"/>
-      </w:pPr>
-      <w:r>
-        <w:rPr>
-          <w:lang w:val="zh_TW" w:bidi="zh_TW"/>
-        </w:rPr>
-      </w:r>
-      <w:hyperlink r:id="rId18">
-        <w:r>
-          <w:rPr>
-            <w:lang w:val="zh_TW" w:bidi="zh_TW"/>
-          </w:rPr>
-          <w:rPr>
-            <w:color w:val="0000EE"/>
-            <w:u w:val="single"/>
-          </w:rPr>
-          <w:t>路加福音6:2</w:t>
-        </w:r>
-      </w:hyperlink>
-    </w:p>
-    <w:p>
-      <w:pPr>
-        <w:pStyle w:val="ListBullet"/>
-        <w:spacing w:line="240" w:lineRule="auto"/>
-        <w:ind w:left="720"/>
-      </w:pPr>
-      <w:r>
-        <w:rPr>
-          <w:lang w:val="zh_TW" w:bidi="zh_TW"/>
-        </w:rPr>
-      </w:r>
-      <w:hyperlink r:id="rId19">
-        <w:r>
-          <w:rPr>
-            <w:lang w:val="zh_TW" w:bidi="zh_TW"/>
-          </w:rPr>
-          <w:rPr>
-            <w:color w:val="0000EE"/>
-            <w:u w:val="single"/>
-          </w:rPr>
-          <w:t>使徒行傳2:23</w:t>
-        </w:r>
-      </w:hyperlink>
-    </w:p>
-    <w:p>
-      <w:pPr>
-        <w:pStyle w:val="ListBullet"/>
-        <w:spacing w:line="240" w:lineRule="auto"/>
-        <w:ind w:left="720"/>
-      </w:pPr>
-      <w:r>
-        <w:rPr>
-          <w:lang w:val="zh_TW" w:bidi="zh_TW"/>
-        </w:rPr>
-      </w:r>
-      <w:hyperlink r:id="rId20">
-        <w:r>
-          <w:rPr>
-            <w:lang w:val="zh_TW" w:bidi="zh_TW"/>
-          </w:rPr>
-          <w:rPr>
-            <w:color w:val="0000EE"/>
-            <w:u w:val="single"/>
-          </w:rPr>
-          <w:t>使徒行傳10:28</w:t>
-        </w:r>
-      </w:hyperlink>
-    </w:p>
-    <w:p>
-      <w:pPr>
-        <w:pStyle w:val="ListBullet"/>
-        <w:spacing w:line="240" w:lineRule="auto"/>
-        <w:ind w:left="720"/>
-      </w:pPr>
-      <w:r>
-        <w:rPr>
-          <w:lang w:val="zh_TW" w:bidi="zh_TW"/>
-        </w:rPr>
-      </w:r>
-      <w:hyperlink r:id="rId21">
-        <w:r>
-          <w:rPr>
-            <w:lang w:val="zh_TW" w:bidi="zh_TW"/>
-          </w:rPr>
-          <w:rPr>
-            <w:color w:val="0000EE"/>
-            <w:u w:val="single"/>
-          </w:rPr>
-          <w:t>使徒行傳22:25</w:t>
-        </w:r>
-      </w:hyperlink>
-    </w:p>
-    <w:p>
-      <w:pPr>
-        <w:pStyle w:val="ListBullet"/>
-        <w:spacing w:line="240" w:lineRule="auto"/>
-        <w:ind w:left="720"/>
-      </w:pPr>
-      <w:r>
-        <w:rPr>
-          <w:lang w:val="zh_TW" w:bidi="zh_TW"/>
-        </w:rPr>
-      </w:r>
-      <w:hyperlink r:id="rId22">
-        <w:r>
-          <w:rPr>
-            <w:lang w:val="zh_TW" w:bidi="zh_TW"/>
-          </w:rPr>
-          <w:rPr>
-            <w:color w:val="0000EE"/>
-            <w:u w:val="single"/>
-          </w:rPr>
-          <w:t>帖撒羅尼迦後書2:3</w:t>
-        </w:r>
-      </w:hyperlink>
-    </w:p>
-    <w:p>
-      <w:pPr>
-        <w:pStyle w:val="ListBullet"/>
-        <w:spacing w:line="240" w:lineRule="auto"/>
-        <w:ind w:left="720"/>
-      </w:pPr>
-      <w:r>
-        <w:rPr>
-          <w:lang w:val="zh_TW" w:bidi="zh_TW"/>
-        </w:rPr>
-      </w:r>
-      <w:hyperlink r:id="rId23">
-        <w:r>
-          <w:rPr>
-            <w:lang w:val="zh_TW" w:bidi="zh_TW"/>
-          </w:rPr>
-          <w:rPr>
-            <w:color w:val="0000EE"/>
-            <w:u w:val="single"/>
-          </w:rPr>
-          <w:t>提多書2:14</w:t>
-        </w:r>
-      </w:hyperlink>
-    </w:p>
-    <w:p>
-      <w:pPr>
-        <w:pStyle w:val="ListBullet"/>
-        <w:spacing w:line="240" w:lineRule="auto"/>
-        <w:ind w:left="720"/>
-      </w:pPr>
-      <w:r>
-        <w:rPr>
-          <w:lang w:val="zh_TW" w:bidi="zh_TW"/>
-        </w:rPr>
-      </w:r>
-      <w:hyperlink r:id="rId24">
-        <w:r>
-          <w:rPr>
-            <w:lang w:val="zh_TW" w:bidi="zh_TW"/>
-          </w:rPr>
-          <w:rPr>
-            <w:color w:val="0000EE"/>
-            <w:u w:val="single"/>
-          </w:rPr>
-          <w:t>約翰壹書3:4–6</w:t>
-        </w:r>
-      </w:hyperlink>
+      <w:r>
+        <w:rPr>
+          <w:lang w:val="zh_TW" w:bidi="zh_TW"/>
+        </w:rPr>
+        <w:t>馬太福音7:21–23</w:t>
+      </w:r>
+    </w:p>
+    <w:p>
+      <w:pPr>
+        <w:pStyle w:val="ListBullet"/>
+        <w:spacing w:line="240" w:lineRule="auto"/>
+        <w:ind w:left="720"/>
+      </w:pPr>
+      <w:r>
+        <w:rPr>
+          <w:lang w:val="zh_TW" w:bidi="zh_TW"/>
+        </w:rPr>
+      </w:r>
+      <w:r>
+        <w:rPr>
+          <w:lang w:val="zh_TW" w:bidi="zh_TW"/>
+        </w:rPr>
+        <w:t>馬太福音12:2</w:t>
+      </w:r>
+    </w:p>
+    <w:p>
+      <w:pPr>
+        <w:pStyle w:val="ListBullet"/>
+        <w:spacing w:line="240" w:lineRule="auto"/>
+        <w:ind w:left="720"/>
+      </w:pPr>
+      <w:r>
+        <w:rPr>
+          <w:lang w:val="zh_TW" w:bidi="zh_TW"/>
+        </w:rPr>
+      </w:r>
+      <w:r>
+        <w:rPr>
+          <w:lang w:val="zh_TW" w:bidi="zh_TW"/>
+        </w:rPr>
+        <w:t>馬太福音12:4</w:t>
+      </w:r>
+    </w:p>
+    <w:p>
+      <w:pPr>
+        <w:pStyle w:val="ListBullet"/>
+        <w:spacing w:line="240" w:lineRule="auto"/>
+        <w:ind w:left="720"/>
+      </w:pPr>
+      <w:r>
+        <w:rPr>
+          <w:lang w:val="zh_TW" w:bidi="zh_TW"/>
+        </w:rPr>
+      </w:r>
+      <w:r>
+        <w:rPr>
+          <w:lang w:val="zh_TW" w:bidi="zh_TW"/>
+        </w:rPr>
+        <w:t>馬太福音12:10</w:t>
+      </w:r>
+    </w:p>
+    <w:p>
+      <w:pPr>
+        <w:pStyle w:val="ListBullet"/>
+        <w:spacing w:line="240" w:lineRule="auto"/>
+        <w:ind w:left="720"/>
+      </w:pPr>
+      <w:r>
+        <w:rPr>
+          <w:lang w:val="zh_TW" w:bidi="zh_TW"/>
+        </w:rPr>
+      </w:r>
+      <w:r>
+        <w:rPr>
+          <w:lang w:val="zh_TW" w:bidi="zh_TW"/>
+        </w:rPr>
+        <w:t>馬可福音3:4</w:t>
+      </w:r>
+    </w:p>
+    <w:p>
+      <w:pPr>
+        <w:pStyle w:val="ListBullet"/>
+        <w:spacing w:line="240" w:lineRule="auto"/>
+        <w:ind w:left="720"/>
+      </w:pPr>
+      <w:r>
+        <w:rPr>
+          <w:lang w:val="zh_TW" w:bidi="zh_TW"/>
+        </w:rPr>
+      </w:r>
+      <w:r>
+        <w:rPr>
+          <w:lang w:val="zh_TW" w:bidi="zh_TW"/>
+        </w:rPr>
+        <w:t>路加福音6:2</w:t>
+      </w:r>
+    </w:p>
+    <w:p>
+      <w:pPr>
+        <w:pStyle w:val="ListBullet"/>
+        <w:spacing w:line="240" w:lineRule="auto"/>
+        <w:ind w:left="720"/>
+      </w:pPr>
+      <w:r>
+        <w:rPr>
+          <w:lang w:val="zh_TW" w:bidi="zh_TW"/>
+        </w:rPr>
+      </w:r>
+      <w:r>
+        <w:rPr>
+          <w:lang w:val="zh_TW" w:bidi="zh_TW"/>
+        </w:rPr>
+        <w:t>使徒行傳2:23</w:t>
+      </w:r>
+    </w:p>
+    <w:p>
+      <w:pPr>
+        <w:pStyle w:val="ListBullet"/>
+        <w:spacing w:line="240" w:lineRule="auto"/>
+        <w:ind w:left="720"/>
+      </w:pPr>
+      <w:r>
+        <w:rPr>
+          <w:lang w:val="zh_TW" w:bidi="zh_TW"/>
+        </w:rPr>
+      </w:r>
+      <w:r>
+        <w:rPr>
+          <w:lang w:val="zh_TW" w:bidi="zh_TW"/>
+        </w:rPr>
+        <w:t>使徒行傳10:28</w:t>
+      </w:r>
+    </w:p>
+    <w:p>
+      <w:pPr>
+        <w:pStyle w:val="ListBullet"/>
+        <w:spacing w:line="240" w:lineRule="auto"/>
+        <w:ind w:left="720"/>
+      </w:pPr>
+      <w:r>
+        <w:rPr>
+          <w:lang w:val="zh_TW" w:bidi="zh_TW"/>
+        </w:rPr>
+      </w:r>
+      <w:r>
+        <w:rPr>
+          <w:lang w:val="zh_TW" w:bidi="zh_TW"/>
+        </w:rPr>
+        <w:t>使徒行傳22:25</w:t>
+      </w:r>
+    </w:p>
+    <w:p>
+      <w:pPr>
+        <w:pStyle w:val="ListBullet"/>
+        <w:spacing w:line="240" w:lineRule="auto"/>
+        <w:ind w:left="720"/>
+      </w:pPr>
+      <w:r>
+        <w:rPr>
+          <w:lang w:val="zh_TW" w:bidi="zh_TW"/>
+        </w:rPr>
+      </w:r>
+      <w:r>
+        <w:rPr>
+          <w:lang w:val="zh_TW" w:bidi="zh_TW"/>
+        </w:rPr>
+        <w:t>帖撒羅尼迦後書2:3</w:t>
+      </w:r>
+    </w:p>
+    <w:p>
+      <w:pPr>
+        <w:pStyle w:val="ListBullet"/>
+        <w:spacing w:line="240" w:lineRule="auto"/>
+        <w:ind w:left="720"/>
+      </w:pPr>
+      <w:r>
+        <w:rPr>
+          <w:lang w:val="zh_TW" w:bidi="zh_TW"/>
+        </w:rPr>
+      </w:r>
+      <w:r>
+        <w:rPr>
+          <w:lang w:val="zh_TW" w:bidi="zh_TW"/>
+        </w:rPr>
+        <w:t>提多書2:14</w:t>
+      </w:r>
+    </w:p>
+    <w:p>
+      <w:pPr>
+        <w:pStyle w:val="ListBullet"/>
+        <w:spacing w:line="240" w:lineRule="auto"/>
+        <w:ind w:left="720"/>
+      </w:pPr>
+      <w:r>
+        <w:rPr>
+          <w:lang w:val="zh_TW" w:bidi="zh_TW"/>
+        </w:rPr>
+      </w:r>
+      <w:r>
+        <w:rPr>
+          <w:lang w:val="zh_TW" w:bidi="zh_TW"/>
+        </w:rPr>
+        <w:t>約翰壹書3:4–6</w:t>
+      </w:r>
     </w:p>
     <w:p>
       <w:pPr>
@@ -1247,66 +1175,48 @@
           <w:lang w:val="zh_TW" w:bidi="zh_TW"/>
         </w:rPr>
       </w:r>
-      <w:hyperlink r:id="rId25">
-        <w:r>
-          <w:rPr>
-            <w:lang w:val="zh_TW" w:bidi="zh_TW"/>
-          </w:rPr>
-          <w:rPr>
-            <w:color w:val="0000EE"/>
-            <w:u w:val="single"/>
-          </w:rPr>
-          <w:t>何西阿書1:1–2</w:t>
-        </w:r>
-      </w:hyperlink>
-    </w:p>
-    <w:p>
-      <w:pPr>
-        <w:pStyle w:val="ListBullet"/>
-        <w:spacing w:line="240" w:lineRule="auto"/>
-        <w:ind w:left="720"/>
-      </w:pPr>
-      <w:r>
-        <w:rPr>
-          <w:lang w:val="zh_TW" w:bidi="zh_TW"/>
-        </w:rPr>
-      </w:r>
-      <w:hyperlink r:id="rId26">
-        <w:r>
-          <w:rPr>
-            <w:lang w:val="zh_TW" w:bidi="zh_TW"/>
-          </w:rPr>
-          <w:rPr>
-            <w:color w:val="0000EE"/>
-            <w:u w:val="single"/>
-          </w:rPr>
-          <w:t>何西阿書1:3–5</w:t>
-        </w:r>
-      </w:hyperlink>
-    </w:p>
-    <w:p>
-      <w:pPr>
-        <w:pStyle w:val="ListBullet"/>
-        <w:spacing w:line="240" w:lineRule="auto"/>
-        <w:ind w:left="720"/>
-      </w:pPr>
-      <w:r>
-        <w:rPr>
-          <w:lang w:val="zh_TW" w:bidi="zh_TW"/>
-        </w:rPr>
-      </w:r>
-      <w:hyperlink r:id="rId27">
-        <w:r>
-          <w:rPr>
-            <w:lang w:val="zh_TW" w:bidi="zh_TW"/>
-          </w:rPr>
-          <w:rPr>
-            <w:color w:val="0000EE"/>
-            <w:u w:val="single"/>
-          </w:rPr>
-          <w:t>何西阿書1:6–7</w:t>
-        </w:r>
-      </w:hyperlink>
+      <w:r>
+        <w:rPr>
+          <w:lang w:val="zh_TW" w:bidi="zh_TW"/>
+        </w:rPr>
+        <w:t>何西阿書1:1–2</w:t>
+      </w:r>
+    </w:p>
+    <w:p>
+      <w:pPr>
+        <w:pStyle w:val="ListBullet"/>
+        <w:spacing w:line="240" w:lineRule="auto"/>
+        <w:ind w:left="720"/>
+      </w:pPr>
+      <w:r>
+        <w:rPr>
+          <w:lang w:val="zh_TW" w:bidi="zh_TW"/>
+        </w:rPr>
+      </w:r>
+      <w:r>
+        <w:rPr>
+          <w:lang w:val="zh_TW" w:bidi="zh_TW"/>
+        </w:rPr>
+        <w:t>何西阿書1:3–5</w:t>
+      </w:r>
+    </w:p>
+    <w:p>
+      <w:pPr>
+        <w:pStyle w:val="ListBullet"/>
+        <w:spacing w:line="240" w:lineRule="auto"/>
+        <w:ind w:left="720"/>
+      </w:pPr>
+      <w:r>
+        <w:rPr>
+          <w:lang w:val="zh_TW" w:bidi="zh_TW"/>
+        </w:rPr>
+      </w:r>
+      <w:r>
+        <w:rPr>
+          <w:lang w:val="zh_TW" w:bidi="zh_TW"/>
+        </w:rPr>
+        <w:t>何西阿書1:6–7</w:t>
+      </w:r>
     </w:p>
     <w:p>
       <w:pPr>
@@ -1602,114 +1512,84 @@
           <w:lang w:val="zh_TW" w:bidi="zh_TW"/>
         </w:rPr>
       </w:r>
-      <w:hyperlink r:id="rId28">
-        <w:r>
-          <w:rPr>
-            <w:lang w:val="zh_TW" w:bidi="zh_TW"/>
-          </w:rPr>
-          <w:rPr>
-            <w:color w:val="0000EE"/>
-            <w:u w:val="single"/>
-          </w:rPr>
-          <w:t>歷代志上27:20</w:t>
-        </w:r>
-      </w:hyperlink>
-    </w:p>
-    <w:p>
-      <w:pPr>
-        <w:pStyle w:val="ListBullet"/>
-        <w:spacing w:line="240" w:lineRule="auto"/>
-        <w:ind w:left="720"/>
-      </w:pPr>
-      <w:r>
-        <w:rPr>
-          <w:lang w:val="zh_TW" w:bidi="zh_TW"/>
-        </w:rPr>
-      </w:r>
-      <w:hyperlink r:id="rId29">
-        <w:r>
-          <w:rPr>
-            <w:lang w:val="zh_TW" w:bidi="zh_TW"/>
-          </w:rPr>
-          <w:rPr>
-            <w:color w:val="0000EE"/>
-            <w:u w:val="single"/>
-          </w:rPr>
-          <w:t>列王紀下15:30</w:t>
-        </w:r>
-      </w:hyperlink>
-    </w:p>
-    <w:p>
-      <w:pPr>
-        <w:pStyle w:val="ListBullet"/>
-        <w:spacing w:line="240" w:lineRule="auto"/>
-        <w:ind w:left="720"/>
-      </w:pPr>
-      <w:r>
-        <w:rPr>
-          <w:lang w:val="zh_TW" w:bidi="zh_TW"/>
-        </w:rPr>
-      </w:r>
-      <w:hyperlink r:id="rId30">
-        <w:r>
-          <w:rPr>
-            <w:lang w:val="zh_TW" w:bidi="zh_TW"/>
-          </w:rPr>
-          <w:rPr>
-            <w:color w:val="0000EE"/>
-            <w:u w:val="single"/>
-          </w:rPr>
-          <w:t>列王紀下17:3</w:t>
-        </w:r>
-      </w:hyperlink>
-    </w:p>
-    <w:p>
-      <w:pPr>
-        <w:pStyle w:val="ListBullet"/>
-        <w:spacing w:line="240" w:lineRule="auto"/>
-        <w:ind w:left="720"/>
-      </w:pPr>
-      <w:r>
-        <w:rPr>
-          <w:lang w:val="zh_TW" w:bidi="zh_TW"/>
-        </w:rPr>
-      </w:r>
-      <w:hyperlink r:id="rId31">
-        <w:r>
-          <w:rPr>
-            <w:lang w:val="zh_TW" w:bidi="zh_TW"/>
-          </w:rPr>
-          <w:rPr>
-            <w:color w:val="0000EE"/>
-            <w:u w:val="single"/>
-          </w:rPr>
-          <w:t>列王紀下18:1</w:t>
-        </w:r>
-      </w:hyperlink>
-    </w:p>
-    <w:p>
-      <w:pPr>
-        <w:pStyle w:val="ListBullet"/>
-        <w:spacing w:line="240" w:lineRule="auto"/>
-        <w:ind w:left="720"/>
-      </w:pPr>
-      <w:r>
-        <w:rPr>
-          <w:lang w:val="zh_TW" w:bidi="zh_TW"/>
-        </w:rPr>
-      </w:r>
-      <w:hyperlink r:id="rId32">
-        <w:r>
-          <w:rPr>
-            <w:lang w:val="zh_TW" w:bidi="zh_TW"/>
-          </w:rPr>
-          <w:rPr>
-            <w:color w:val="0000EE"/>
-            <w:u w:val="single"/>
-          </w:rPr>
-          <w:t>列王紀下18:9</w:t>
-        </w:r>
-      </w:hyperlink>
+      <w:r>
+        <w:rPr>
+          <w:lang w:val="zh_TW" w:bidi="zh_TW"/>
+        </w:rPr>
+        <w:t>歷代志上27:20</w:t>
+      </w:r>
+    </w:p>
+    <w:p>
+      <w:pPr>
+        <w:pStyle w:val="ListBullet"/>
+        <w:spacing w:line="240" w:lineRule="auto"/>
+        <w:ind w:left="720"/>
+      </w:pPr>
+      <w:r>
+        <w:rPr>
+          <w:lang w:val="zh_TW" w:bidi="zh_TW"/>
+        </w:rPr>
+      </w:r>
+      <w:r>
+        <w:rPr>
+          <w:lang w:val="zh_TW" w:bidi="zh_TW"/>
+        </w:rPr>
+        <w:t>列王紀下15:30</w:t>
+      </w:r>
+    </w:p>
+    <w:p>
+      <w:pPr>
+        <w:pStyle w:val="ListBullet"/>
+        <w:spacing w:line="240" w:lineRule="auto"/>
+        <w:ind w:left="720"/>
+      </w:pPr>
+      <w:r>
+        <w:rPr>
+          <w:lang w:val="zh_TW" w:bidi="zh_TW"/>
+        </w:rPr>
+      </w:r>
+      <w:r>
+        <w:rPr>
+          <w:lang w:val="zh_TW" w:bidi="zh_TW"/>
+        </w:rPr>
+        <w:t>列王紀下17:3</w:t>
+      </w:r>
+    </w:p>
+    <w:p>
+      <w:pPr>
+        <w:pStyle w:val="ListBullet"/>
+        <w:spacing w:line="240" w:lineRule="auto"/>
+        <w:ind w:left="720"/>
+      </w:pPr>
+      <w:r>
+        <w:rPr>
+          <w:lang w:val="zh_TW" w:bidi="zh_TW"/>
+        </w:rPr>
+      </w:r>
+      <w:r>
+        <w:rPr>
+          <w:lang w:val="zh_TW" w:bidi="zh_TW"/>
+        </w:rPr>
+        <w:t>列王紀下18:1</w:t>
+      </w:r>
+    </w:p>
+    <w:p>
+      <w:pPr>
+        <w:pStyle w:val="ListBullet"/>
+        <w:spacing w:line="240" w:lineRule="auto"/>
+        <w:ind w:left="720"/>
+      </w:pPr>
+      <w:r>
+        <w:rPr>
+          <w:lang w:val="zh_TW" w:bidi="zh_TW"/>
+        </w:rPr>
+      </w:r>
+      <w:r>
+        <w:rPr>
+          <w:lang w:val="zh_TW" w:bidi="zh_TW"/>
+        </w:rPr>
+        <w:t>列王紀下18:9</w:t>
+      </w:r>
     </w:p>
     <w:p>
       <w:pPr>
@@ -1960,114 +1840,84 @@
           <w:lang w:val="zh_TW" w:bidi="zh_TW"/>
         </w:rPr>
       </w:r>
-      <w:hyperlink r:id="rId33">
-        <w:r>
-          <w:rPr>
-            <w:lang w:val="zh_TW" w:bidi="zh_TW"/>
-          </w:rPr>
-          <w:rPr>
-            <w:color w:val="0000EE"/>
-            <w:u w:val="single"/>
-          </w:rPr>
-          <w:t>哥林多後書5:19</w:t>
-        </w:r>
-      </w:hyperlink>
-    </w:p>
-    <w:p>
-      <w:pPr>
-        <w:pStyle w:val="ListBullet"/>
-        <w:spacing w:line="240" w:lineRule="auto"/>
-        <w:ind w:left="720"/>
-      </w:pPr>
-      <w:r>
-        <w:rPr>
-          <w:lang w:val="zh_TW" w:bidi="zh_TW"/>
-        </w:rPr>
-      </w:r>
-      <w:hyperlink r:id="rId34">
-        <w:r>
-          <w:rPr>
-            <w:lang w:val="zh_TW" w:bidi="zh_TW"/>
-          </w:rPr>
-          <w:rPr>
-            <w:color w:val="0000EE"/>
-            <w:u w:val="single"/>
-          </w:rPr>
-          <w:t>歌羅西書1:18–20</w:t>
-        </w:r>
-      </w:hyperlink>
-    </w:p>
-    <w:p>
-      <w:pPr>
-        <w:pStyle w:val="ListBullet"/>
-        <w:spacing w:line="240" w:lineRule="auto"/>
-        <w:ind w:left="720"/>
-      </w:pPr>
-      <w:r>
-        <w:rPr>
-          <w:lang w:val="zh_TW" w:bidi="zh_TW"/>
-        </w:rPr>
-      </w:r>
-      <w:hyperlink r:id="rId35">
-        <w:r>
-          <w:rPr>
-            <w:lang w:val="zh_TW" w:bidi="zh_TW"/>
-          </w:rPr>
-          <w:rPr>
-            <w:color w:val="0000EE"/>
-            <w:u w:val="single"/>
-          </w:rPr>
-          <w:t>馬太福音5:24</w:t>
-        </w:r>
-      </w:hyperlink>
-    </w:p>
-    <w:p>
-      <w:pPr>
-        <w:pStyle w:val="ListBullet"/>
-        <w:spacing w:line="240" w:lineRule="auto"/>
-        <w:ind w:left="720"/>
-      </w:pPr>
-      <w:r>
-        <w:rPr>
-          <w:lang w:val="zh_TW" w:bidi="zh_TW"/>
-        </w:rPr>
-      </w:r>
-      <w:hyperlink r:id="rId36">
-        <w:r>
-          <w:rPr>
-            <w:lang w:val="zh_TW" w:bidi="zh_TW"/>
-          </w:rPr>
-          <w:rPr>
-            <w:color w:val="0000EE"/>
-            <w:u w:val="single"/>
-          </w:rPr>
-          <w:t>箴言13:17–18</w:t>
-        </w:r>
-      </w:hyperlink>
-    </w:p>
-    <w:p>
-      <w:pPr>
-        <w:pStyle w:val="ListBullet"/>
-        <w:spacing w:line="240" w:lineRule="auto"/>
-        <w:ind w:left="720"/>
-      </w:pPr>
-      <w:r>
-        <w:rPr>
-          <w:lang w:val="zh_TW" w:bidi="zh_TW"/>
-        </w:rPr>
-      </w:r>
-      <w:hyperlink r:id="rId37">
-        <w:r>
-          <w:rPr>
-            <w:lang w:val="zh_TW" w:bidi="zh_TW"/>
-          </w:rPr>
-          <w:rPr>
-            <w:color w:val="0000EE"/>
-            <w:u w:val="single"/>
-          </w:rPr>
-          <w:t>羅馬書5:10</w:t>
-        </w:r>
-      </w:hyperlink>
+      <w:r>
+        <w:rPr>
+          <w:lang w:val="zh_TW" w:bidi="zh_TW"/>
+        </w:rPr>
+        <w:t>哥林多後書5:19</w:t>
+      </w:r>
+    </w:p>
+    <w:p>
+      <w:pPr>
+        <w:pStyle w:val="ListBullet"/>
+        <w:spacing w:line="240" w:lineRule="auto"/>
+        <w:ind w:left="720"/>
+      </w:pPr>
+      <w:r>
+        <w:rPr>
+          <w:lang w:val="zh_TW" w:bidi="zh_TW"/>
+        </w:rPr>
+      </w:r>
+      <w:r>
+        <w:rPr>
+          <w:lang w:val="zh_TW" w:bidi="zh_TW"/>
+        </w:rPr>
+        <w:t>歌羅西書1:18–20</w:t>
+      </w:r>
+    </w:p>
+    <w:p>
+      <w:pPr>
+        <w:pStyle w:val="ListBullet"/>
+        <w:spacing w:line="240" w:lineRule="auto"/>
+        <w:ind w:left="720"/>
+      </w:pPr>
+      <w:r>
+        <w:rPr>
+          <w:lang w:val="zh_TW" w:bidi="zh_TW"/>
+        </w:rPr>
+      </w:r>
+      <w:r>
+        <w:rPr>
+          <w:lang w:val="zh_TW" w:bidi="zh_TW"/>
+        </w:rPr>
+        <w:t>馬太福音5:24</w:t>
+      </w:r>
+    </w:p>
+    <w:p>
+      <w:pPr>
+        <w:pStyle w:val="ListBullet"/>
+        <w:spacing w:line="240" w:lineRule="auto"/>
+        <w:ind w:left="720"/>
+      </w:pPr>
+      <w:r>
+        <w:rPr>
+          <w:lang w:val="zh_TW" w:bidi="zh_TW"/>
+        </w:rPr>
+      </w:r>
+      <w:r>
+        <w:rPr>
+          <w:lang w:val="zh_TW" w:bidi="zh_TW"/>
+        </w:rPr>
+        <w:t>箴言13:17–18</w:t>
+      </w:r>
+    </w:p>
+    <w:p>
+      <w:pPr>
+        <w:pStyle w:val="ListBullet"/>
+        <w:spacing w:line="240" w:lineRule="auto"/>
+        <w:ind w:left="720"/>
+      </w:pPr>
+      <w:r>
+        <w:rPr>
+          <w:lang w:val="zh_TW" w:bidi="zh_TW"/>
+        </w:rPr>
+      </w:r>
+      <w:r>
+        <w:rPr>
+          <w:lang w:val="zh_TW" w:bidi="zh_TW"/>
+        </w:rPr>
+        <w:t>羅馬書5:10</w:t>
+      </w:r>
     </w:p>
     <w:p>
       <w:pPr>
@@ -2367,162 +2217,120 @@
           <w:lang w:val="zh_TW" w:bidi="zh_TW"/>
         </w:rPr>
       </w:r>
-      <w:hyperlink r:id="rId38">
-        <w:r>
-          <w:rPr>
-            <w:lang w:val="zh_TW" w:bidi="zh_TW"/>
-          </w:rPr>
-          <w:rPr>
-            <w:color w:val="0000EE"/>
-            <w:u w:val="single"/>
-          </w:rPr>
-          <w:t>列王紀上9:20–21</w:t>
-        </w:r>
-      </w:hyperlink>
-    </w:p>
-    <w:p>
-      <w:pPr>
-        <w:pStyle w:val="ListBullet"/>
-        <w:spacing w:line="240" w:lineRule="auto"/>
-        <w:ind w:left="720"/>
-      </w:pPr>
-      <w:r>
-        <w:rPr>
-          <w:lang w:val="zh_TW" w:bidi="zh_TW"/>
-        </w:rPr>
-      </w:r>
-      <w:hyperlink r:id="rId39">
-        <w:r>
-          <w:rPr>
-            <w:lang w:val="zh_TW" w:bidi="zh_TW"/>
-          </w:rPr>
-          <w:rPr>
-            <w:color w:val="0000EE"/>
-            <w:u w:val="single"/>
-          </w:rPr>
-          <w:t>出埃及記3:7–8</w:t>
-        </w:r>
-      </w:hyperlink>
-    </w:p>
-    <w:p>
-      <w:pPr>
-        <w:pStyle w:val="ListBullet"/>
-        <w:spacing w:line="240" w:lineRule="auto"/>
-        <w:ind w:left="720"/>
-      </w:pPr>
-      <w:r>
-        <w:rPr>
-          <w:lang w:val="zh_TW" w:bidi="zh_TW"/>
-        </w:rPr>
-      </w:r>
-      <w:hyperlink r:id="rId40">
-        <w:r>
-          <w:rPr>
-            <w:lang w:val="zh_TW" w:bidi="zh_TW"/>
-          </w:rPr>
-          <w:rPr>
-            <w:color w:val="0000EE"/>
-            <w:u w:val="single"/>
-          </w:rPr>
-          <w:t>創世記23:11</w:t>
-        </w:r>
-      </w:hyperlink>
-    </w:p>
-    <w:p>
-      <w:pPr>
-        <w:pStyle w:val="ListBullet"/>
-        <w:spacing w:line="240" w:lineRule="auto"/>
-        <w:ind w:left="720"/>
-      </w:pPr>
-      <w:r>
-        <w:rPr>
-          <w:lang w:val="zh_TW" w:bidi="zh_TW"/>
-        </w:rPr>
-      </w:r>
-      <w:hyperlink r:id="rId41">
-        <w:r>
-          <w:rPr>
-            <w:lang w:val="zh_TW" w:bidi="zh_TW"/>
-          </w:rPr>
-          <w:rPr>
-            <w:color w:val="0000EE"/>
-            <w:u w:val="single"/>
-          </w:rPr>
-          <w:t>創世記25:10</w:t>
-        </w:r>
-      </w:hyperlink>
-    </w:p>
-    <w:p>
-      <w:pPr>
-        <w:pStyle w:val="ListBullet"/>
-        <w:spacing w:line="240" w:lineRule="auto"/>
-        <w:ind w:left="720"/>
-      </w:pPr>
-      <w:r>
-        <w:rPr>
-          <w:lang w:val="zh_TW" w:bidi="zh_TW"/>
-        </w:rPr>
-      </w:r>
-      <w:hyperlink r:id="rId42">
-        <w:r>
-          <w:rPr>
-            <w:lang w:val="zh_TW" w:bidi="zh_TW"/>
-          </w:rPr>
-          <w:rPr>
-            <w:color w:val="0000EE"/>
-            <w:u w:val="single"/>
-          </w:rPr>
-          <w:t>約書亞記1:4–5</w:t>
-        </w:r>
-      </w:hyperlink>
-    </w:p>
-    <w:p>
-      <w:pPr>
-        <w:pStyle w:val="ListBullet"/>
-        <w:spacing w:line="240" w:lineRule="auto"/>
-        <w:ind w:left="720"/>
-      </w:pPr>
-      <w:r>
-        <w:rPr>
-          <w:lang w:val="zh_TW" w:bidi="zh_TW"/>
-        </w:rPr>
-      </w:r>
-      <w:hyperlink r:id="rId43">
-        <w:r>
-          <w:rPr>
-            <w:lang w:val="zh_TW" w:bidi="zh_TW"/>
-          </w:rPr>
-          <w:rPr>
-            <w:color w:val="0000EE"/>
-            <w:u w:val="single"/>
-          </w:rPr>
-          <w:t>尼希米記9:8</w:t>
-        </w:r>
-      </w:hyperlink>
-    </w:p>
-    <w:p>
-      <w:pPr>
-        <w:pStyle w:val="ListBullet"/>
-        <w:spacing w:line="240" w:lineRule="auto"/>
-        <w:ind w:left="720"/>
-      </w:pPr>
-      <w:r>
-        <w:rPr>
-          <w:lang w:val="zh_TW" w:bidi="zh_TW"/>
-        </w:rPr>
-      </w:r>
-      <w:hyperlink r:id="rId44">
-        <w:r>
-          <w:rPr>
-            <w:lang w:val="zh_TW" w:bidi="zh_TW"/>
-          </w:rPr>
-          <w:rPr>
-            <w:color w:val="0000EE"/>
-            <w:u w:val="single"/>
-          </w:rPr>
-          <w:t>民數記13:27–29</w:t>
-        </w:r>
-      </w:hyperlink>
+      <w:r>
+        <w:rPr>
+          <w:lang w:val="zh_TW" w:bidi="zh_TW"/>
+        </w:rPr>
+        <w:t>列王紀上9:20–21</w:t>
+      </w:r>
+    </w:p>
+    <w:p>
+      <w:pPr>
+        <w:pStyle w:val="ListBullet"/>
+        <w:spacing w:line="240" w:lineRule="auto"/>
+        <w:ind w:left="720"/>
+      </w:pPr>
+      <w:r>
+        <w:rPr>
+          <w:lang w:val="zh_TW" w:bidi="zh_TW"/>
+        </w:rPr>
+      </w:r>
+      <w:r>
+        <w:rPr>
+          <w:lang w:val="zh_TW" w:bidi="zh_TW"/>
+        </w:rPr>
+        <w:t>出埃及記3:7–8</w:t>
+      </w:r>
+    </w:p>
+    <w:p>
+      <w:pPr>
+        <w:pStyle w:val="ListBullet"/>
+        <w:spacing w:line="240" w:lineRule="auto"/>
+        <w:ind w:left="720"/>
+      </w:pPr>
+      <w:r>
+        <w:rPr>
+          <w:lang w:val="zh_TW" w:bidi="zh_TW"/>
+        </w:rPr>
+      </w:r>
+      <w:r>
+        <w:rPr>
+          <w:lang w:val="zh_TW" w:bidi="zh_TW"/>
+        </w:rPr>
+        <w:t>創世記23:11</w:t>
+      </w:r>
+    </w:p>
+    <w:p>
+      <w:pPr>
+        <w:pStyle w:val="ListBullet"/>
+        <w:spacing w:line="240" w:lineRule="auto"/>
+        <w:ind w:left="720"/>
+      </w:pPr>
+      <w:r>
+        <w:rPr>
+          <w:lang w:val="zh_TW" w:bidi="zh_TW"/>
+        </w:rPr>
+      </w:r>
+      <w:r>
+        <w:rPr>
+          <w:lang w:val="zh_TW" w:bidi="zh_TW"/>
+        </w:rPr>
+        <w:t>創世記25:10</w:t>
+      </w:r>
+    </w:p>
+    <w:p>
+      <w:pPr>
+        <w:pStyle w:val="ListBullet"/>
+        <w:spacing w:line="240" w:lineRule="auto"/>
+        <w:ind w:left="720"/>
+      </w:pPr>
+      <w:r>
+        <w:rPr>
+          <w:lang w:val="zh_TW" w:bidi="zh_TW"/>
+        </w:rPr>
+      </w:r>
+      <w:r>
+        <w:rPr>
+          <w:lang w:val="zh_TW" w:bidi="zh_TW"/>
+        </w:rPr>
+        <w:t>約書亞記1:4–5</w:t>
+      </w:r>
+    </w:p>
+    <w:p>
+      <w:pPr>
+        <w:pStyle w:val="ListBullet"/>
+        <w:spacing w:line="240" w:lineRule="auto"/>
+        <w:ind w:left="720"/>
+      </w:pPr>
+      <w:r>
+        <w:rPr>
+          <w:lang w:val="zh_TW" w:bidi="zh_TW"/>
+        </w:rPr>
+      </w:r>
+      <w:r>
+        <w:rPr>
+          <w:lang w:val="zh_TW" w:bidi="zh_TW"/>
+        </w:rPr>
+        <w:t>尼希米記9:8</w:t>
+      </w:r>
+    </w:p>
+    <w:p>
+      <w:pPr>
+        <w:pStyle w:val="ListBullet"/>
+        <w:spacing w:line="240" w:lineRule="auto"/>
+        <w:ind w:left="720"/>
+      </w:pPr>
+      <w:r>
+        <w:rPr>
+          <w:lang w:val="zh_TW" w:bidi="zh_TW"/>
+        </w:rPr>
+      </w:r>
+      <w:r>
+        <w:rPr>
+          <w:lang w:val="zh_TW" w:bidi="zh_TW"/>
+        </w:rPr>
+        <w:t>民數記13:27–29</w:t>
+      </w:r>
     </w:p>
     <w:p>
       <w:pPr>
